--- a/taskmanager/media/documents/Dokument2Aleksandr.docx
+++ b/taskmanager/media/documents/Dokument2Aleksandr.docx
@@ -3,19 +3,86 @@
 <w:document xmlns:wpc="http://schemas.microsoft.com/office/word/2010/wordprocessingCanvas" xmlns:mc="http://schemas.openxmlformats.org/markup-compatibility/2006" xmlns:o="urn:schemas-microsoft-com:office:office" xmlns:r="http://schemas.openxmlformats.org/officeDocument/2006/relationships" xmlns:m="http://schemas.openxmlformats.org/officeDocument/2006/math" xmlns:v="urn:schemas-microsoft-com:vml" xmlns:wp14="http://schemas.microsoft.com/office/word/2010/wordprocessingDrawing" xmlns:wp="http://schemas.openxmlformats.org/drawingml/2006/wordprocessingDrawing" xmlns:w10="urn:schemas-microsoft-com:office:word" xmlns:w="http://schemas.openxmlformats.org/wordprocessingml/2006/main" xmlns:w14="http://schemas.microsoft.com/office/word/2010/wordml" xmlns:w15="http://schemas.microsoft.com/office/word/2012/wordml" xmlns:wpg="http://schemas.microsoft.com/office/word/2010/wordprocessingGroup" xmlns:wpi="http://schemas.microsoft.com/office/word/2010/wordprocessingInk" xmlns:wne="http://schemas.microsoft.com/office/word/2006/wordml" xmlns:wps="http://schemas.microsoft.com/office/word/2010/wordprocessingShape" mc:Ignorable="w14 w15 wp14">
   <w:body>
     <w:p>
+      <w:pPr>
+        <w:jc w:val="center"/>
+      </w:pPr>
       <w:r>
-        <w:t>Пустой документ</w:t>
+        <w:rPr>
+          <w:rFonts w:ascii="Calibri" w:hAnsi="Calibri" w:cs="Calibri"/>
+          <w:sz w:val="38"/>
+          <w:u w:val="single"/>
+          <w:b/>
+          <w:i/>
+        </w:rPr>
+        <w:t xml:space="preserve"> Какой-то текст</w:t>
       </w:r>
-      <w:bookmarkStart w:id="0" w:name="_GoBack"/>
-      <w:bookmarkEnd w:id="0"/>
-      <w:r/>
     </w:p>
-    <w:sectPr>
-      <w:pgSz w:w="11906" w:h="16838"/>
-      <w:pgMar w:top="1134" w:right="850" w:bottom="1134" w:left="1701" w:header="708" w:footer="708" w:gutter="0"/>
-      <w:cols w:space="708"/>
-      <w:docGrid w:linePitch="360"/>
-    </w:sectPr>
+    <w:p>
+      <w:pPr>
+        <w:jc w:val="left"/>
+      </w:pPr>
+      <w:r>
+        <w:rPr>
+          <w:rFonts w:ascii="&quot;Times New Roman&quot;" w:hAnsi="&quot;Times New Roman&quot;" w:cs="&quot;Times New Roman&quot;"/>
+          <w:sz w:val="28"/>
+        </w:rPr>
+        <w:t xml:space="preserve">Пустой документ</w:t>
+      </w:r>
+    </w:p>
+    <w:p>
+      <w:pPr>
+        <w:jc w:val="center"/>
+      </w:pPr>
+      <w:r>
+        <w:rPr>
+          <w:rFonts w:ascii="Calibri" w:hAnsi="Calibri" w:cs="Calibri"/>
+          <w:sz w:val="38"/>
+          <w:u w:val="single"/>
+          <w:b/>
+          <w:i/>
+        </w:rPr>
+        <w:t xml:space="preserve"> Какой-то текст</w:t>
+      </w:r>
+    </w:p>
+    <w:p>
+      <w:pPr>
+        <w:jc w:val="left"/>
+      </w:pPr>
+    </w:p>
+    <w:p>
+      <w:pPr>
+        <w:jc w:val="left"/>
+      </w:pPr>
+      <w:r>
+        <w:rPr>
+          <w:rFonts w:ascii="&quot;Times New Roman&quot;" w:hAnsi="&quot;Times New Roman&quot;" w:cs="&quot;Times New Roman&quot;"/>
+          <w:sz w:val="28"/>
+        </w:rPr>
+        <w:t xml:space="preserve">аыфафыафыаыф</w:t>
+      </w:r>
+      <w:r>
+        <w:rPr>
+          <w:rFonts w:ascii="&quot;Times New Roman&quot;" w:hAnsi="&quot;Times New Roman&quot;" w:cs="&quot;Times New Roman&quot;"/>
+          <w:sz w:val="28"/>
+        </w:rPr>
+        <w:t xml:space="preserve"> Какфыафыафы текст</w:t>
+      </w:r>
+    </w:p>
+    <w:p>
+      <w:pPr>
+        <w:jc w:val="center"/>
+      </w:pPr>
+      <w:r>
+        <w:rPr>
+          <w:rFonts w:ascii="Calibri" w:hAnsi="Calibri" w:cs="Calibri"/>
+          <w:sz w:val="38"/>
+          <w:u w:val="single"/>
+          <w:b/>
+          <w:i/>
+        </w:rPr>
+        <w:t xml:space="preserve"> Какой-то текст</w:t>
+      </w:r>
+    </w:p>
   </w:body>
 </w:document>
 </file>
